--- a/shared/output/hypotheekakte_3571194.docx
+++ b/shared/output/hypotheekakte_3571194.docx
@@ -7,7 +7,16 @@
         <w:ind w:right="96"/>
       </w:pPr>
       <w:r>
-        <w:t>Vandaag, , verschenen voor mij, , notaris, met plaats van vestiging ,</w:t>
+        <w:t xml:space="preserve">Heden, </w:t>
+      </w:r>
+      <w:r>
+        <w:rPr>
+          <w:highlight w:val="yellow"/>
+        </w:rPr>
+        <w:t>zeven april tweeduizend tweeëntwintig</w:t>
+      </w:r>
+      <w:r>
+        <w:t>, verschenen voor mij, mr. Stephanus Johannes Gerardus de Kort, notaris, met plaats van vestiging Altena,</w:t>
       </w:r>
     </w:p>
     <w:p>
@@ -15,7 +24,7 @@
       <w:r>
         <w:t>A.</w:t>
         <w:tab/>
-        <w:t xml:space="preserve">MEVROUW A.A. SCHMIDT-DE KLERK (), geboren te  op   , wonende te 4251 AB; 4251 HR WERKENDAM; WERKENDAM, Sasdijk 46,Achtervliet 34 46,34, </w:t>
+        <w:t xml:space="preserve">mevrouw ANNA ALIDA DE KLERK, geboren te WERKENDAM op elf juni negentienhonderdzevenenveertig, wonende te 4251 HR Werkendam, Achtervliet 34, </w:t>
       </w:r>
     </w:p>
     <w:p>
@@ -52,6 +61,12 @@
         <w:t>B.</w:t>
         <w:tab/>
         <w:t xml:space="preserve">  </w:t>
+      </w:r>
+      <w:r>
+        <w:rPr>
+          <w:highlight w:val="yellow"/>
+        </w:rPr>
+        <w:t>mevrouw Christel van Veen</w:t>
       </w:r>
     </w:p>
     <w:p>
@@ -448,7 +463,7 @@
     <w:p>
       <w:pPr/>
       <w:r>
-        <w:t>a.) een bedrag van veertigduizend achthonderd euro (€ 250000) plus</w:t>
+        <w:t>a.) een bedrag van tweehonderdvijftigduizend euro (€ 250.000,00) plus</w:t>
       </w:r>
     </w:p>
     <w:p>
@@ -456,13 +471,13 @@
         <w:ind w:left="567" w:firstLine="-567"/>
       </w:pPr>
       <w:r>
-        <w:t xml:space="preserve">b.) renten, vergoedingen, boeten en kosten, samen begroot op vijfendertig procent (35%) van het bedrag hiervoor onder a, dat is achtduizend zevenhonderdvijftig euro (€ 87500), </w:t>
+        <w:t xml:space="preserve">b.) renten, vergoedingen, boeten en kosten, samen begroot op vijfendertig procent (35%) van het bedrag hiervoor onder a, dat is zevenentachtigduizend vijfhonderd euro (€ 87.500,00), </w:t>
       </w:r>
     </w:p>
     <w:p>
       <w:pPr/>
       <w:r>
-        <w:t>dus tot een totaalbedrag van drieëndertigzeventighonderdvijftig euro (€ 337500), op:</w:t>
+        <w:t>dus tot een totaalbedrag van driehonderdzevenendertigduizend vijfhonderd euro (€ 337.500,00), op:</w:t>
       </w:r>
     </w:p>
     <w:p>
@@ -482,7 +497,7 @@
     <w:p>
       <w:pPr/>
       <w:r>
-        <w:t>het recht van eigendom met betrekking tot de woning met ondergrond, erf, tuin en verder aanhorigheden, plaatselijk bekend Sasdijk 46,Achtervliet 34 46,34, 4251 AB; 4251 HR WERKENDAM; WERKENDAM, kadastraal bekend gemeente , sectie , nummer , groot ,</w:t>
+        <w:t>het recht van eigendom met betrekking tot de woning met ondergrond, erf, tuin en verder aanhorigheden, plaatselijk bekend Achtervliet 34, 4251 HR Werkendam, kadastraal bekend gemeente Werkendam, sectie R, nummer 1275, groot 227 m²,</w:t>
       </w:r>
     </w:p>
     <w:p>
@@ -1191,25 +1206,68 @@
           <w:sz w:val="24"/>
           <w:szCs w:val="24"/>
         </w:rPr>
-        <w:t xml:space="preserve">De comparanten zijn mij, notaris, bekend.</w:t>
+        <w:t xml:space="preserve">Deze akte is verleden te Andel, gemeente Altena, op de datum in het hoofd van deze akte vermeld.</w:t>
       </w:r>
     </w:p>
     <w:p>
       <w:pPr/>
       <w:r>
-        <w:t>WAARVAN AKTE is verleden te  op de datum in het hoofd van deze akte vermeld.</w:t>
+        <w:rPr>
+          <w:rFonts w:ascii="Arial" w:hAnsi="Arial" w:cs="Arial"/>
+          <w:sz w:val="24"/>
+          <w:szCs w:val="24"/>
+        </w:rPr>
+        <w:t xml:space="preserve">De verschenen personen zijn mij, notaris, bekend en de identiteit van de bij deze akte betrokken verschenen personen is door mij, notaris, aan de hand van de daartoe bestemde documenten vastgesteld.</w:t>
       </w:r>
     </w:p>
     <w:p>
       <w:pPr/>
       <w:r>
-        <w:t xml:space="preserve">De zakelijke inhoud van de akte is aan de comparanten opgegeven en toegelicht. De comparanten hebben verklaard op volledige voorlezing van de akte geen prijs te stellen, tijdig voor het verlijden van de inhoud van de akte te hebben kennis genomen.</w:t>
+        <w:rPr>
+          <w:rFonts w:ascii="Arial" w:hAnsi="Arial" w:cs="Arial"/>
+          <w:sz w:val="24"/>
+          <w:szCs w:val="24"/>
+        </w:rPr>
+        <w:t xml:space="preserve">De zakelijke inhoud van de akte is aan de verschenen personen opgegeven en toegelicht.</w:t>
       </w:r>
     </w:p>
     <w:p>
       <w:pPr/>
       <w:r>
-        <w:t>Deze akte is beperkt voorgelezen en onmiddellijk daarna ondertekend, eerst door de comparanten en vervolgens door mij, notaris, om .</w:t>
+        <w:rPr>
+          <w:rFonts w:ascii="Arial" w:hAnsi="Arial" w:cs="Arial"/>
+          <w:sz w:val="24"/>
+          <w:szCs w:val="24"/>
+        </w:rPr>
+        <w:t xml:space="preserve">De verschenen personen hebben verklaard op volledige voorlezing van de akte geen prijs te stellen en dat zij en hun volmachtgever(s) tijdig voor het verlijden van de inhoud van de akte hebben kennis genomen en zijn gewezen op de gevolgen die voor partijen uit de akte voortvloeien, alsmede met de inhoud van de akte in te stemmen.</w:t>
+      </w:r>
+    </w:p>
+    <w:p>
+      <w:pPr/>
+      <w:r>
+        <w:rPr>
+          <w:rFonts w:ascii="Arial" w:hAnsi="Arial" w:cs="Arial"/>
+          <w:sz w:val="24"/>
+          <w:szCs w:val="24"/>
+        </w:rPr>
+        <w:t xml:space="preserve">Daarna is de akte beperkt voorgelezen en onmiddellijk door de verschenen personen en mij, notaris, ondertekend, om </w:t>
+      </w:r>
+      <w:r>
+        <w:rPr>
+          <w:rFonts w:ascii="Arial" w:hAnsi="Arial" w:cs="Arial"/>
+          <w:sz w:val="24"/>
+          <w:szCs w:val="24"/>
+          <w:highlight w:val="yellow"/>
+        </w:rPr>
+        <w:t>......</w:t>
+      </w:r>
+      <w:r>
+        <w:rPr>
+          <w:rFonts w:ascii="Arial" w:hAnsi="Arial" w:cs="Arial"/>
+          <w:sz w:val="24"/>
+          <w:szCs w:val="24"/>
+        </w:rPr>
+        <w:t xml:space="preserve"> uur.</w:t>
       </w:r>
     </w:p>
     <w:sectPr>
